--- a/swh/docx/009.content.docx
+++ b/swh/docx/009.content.docx
@@ -218,18 +218,12 @@
         </w:rPr>
         <w:t xml:space="preserve"> au </w:t>
       </w:r>
-      <w:hyperlink r:id="rId13">
-        <w:r>
-          <w:rPr>
-            <w:lang w:val="sw_KE" w:bidi="sw_KE"/>
-          </w:rPr>
-          <w:rPr>
-            <w:color w:val="0000EE"/>
-            <w:u w:val="single"/>
-          </w:rPr>
-          <w:t>jangwa</w:t>
-        </w:r>
-      </w:hyperlink>
+      <w:r>
+        <w:rPr>
+          <w:lang w:val="sw_KE" w:bidi="sw_KE"/>
+        </w:rPr>
+        <w:t>jangwa</w:t>
+      </w:r>
       <w:r>
         <w:rPr>
           <w:lang w:val="sw_KE" w:bidi="sw_KE"/>
@@ -284,18 +278,12 @@
         </w:rPr>
         <w:t xml:space="preserve">Hili </w:t>
       </w:r>
-      <w:hyperlink r:id="rId14">
-        <w:r>
-          <w:rPr>
-            <w:lang w:val="sw_KE" w:bidi="sw_KE"/>
-          </w:rPr>
-          <w:rPr>
-            <w:color w:val="0000EE"/>
-            <w:u w:val="single"/>
-          </w:rPr>
-          <w:t>jangwa</w:t>
-        </w:r>
-      </w:hyperlink>
+      <w:r>
+        <w:rPr>
+          <w:lang w:val="sw_KE" w:bidi="sw_KE"/>
+        </w:rPr>
+        <w:t>jangwa</w:t>
+      </w:r>
       <w:r>
         <w:rPr>
           <w:lang w:val="sw_KE" w:bidi="sw_KE"/>
@@ -378,7 +366,6 @@
       </w:r>
       <w:r>
         <w:rPr>
-          <w:b/>
           <w:lang w:val="sw_KE" w:bidi="sw_KE"/>
         </w:rPr>
         <w:t>wataadhibiwa</w:t>
@@ -405,7 +392,6 @@
       </w:r>
       <w:r>
         <w:rPr>
-          <w:b/>
           <w:lang w:val="sw_KE" w:bidi="sw_KE"/>
         </w:rPr>
         <w:t>wengi</w:t>
@@ -418,7 +404,6 @@
       </w:r>
       <w:r>
         <w:rPr>
-          <w:b/>
           <w:lang w:val="sw_KE" w:bidi="sw_KE"/>
         </w:rPr>
         <w:t>wanaomwamini</w:t>
@@ -429,18 +414,12 @@
         </w:rPr>
         <w:t xml:space="preserve"> Yesu huenda </w:t>
       </w:r>
-      <w:hyperlink r:id="rId15">
-        <w:r>
-          <w:rPr>
-            <w:lang w:val="sw_KE" w:bidi="sw_KE"/>
-          </w:rPr>
-          <w:rPr>
-            <w:color w:val="0000EE"/>
-            <w:u w:val="single"/>
-          </w:rPr>
-          <w:t>mbinguni</w:t>
-        </w:r>
-      </w:hyperlink>
+      <w:r>
+        <w:rPr>
+          <w:lang w:val="sw_KE" w:bidi="sw_KE"/>
+        </w:rPr>
+        <w:t>mbinguni</w:t>
+      </w:r>
       <w:r>
         <w:rPr>
           <w:lang w:val="sw_KE" w:bidi="sw_KE"/>
@@ -474,18 +453,12 @@
         </w:rPr>
         <w:t>," au "</w:t>
       </w:r>
-      <w:hyperlink r:id="rId16">
-        <w:r>
-          <w:rPr>
-            <w:lang w:val="sw_KE" w:bidi="sw_KE"/>
-          </w:rPr>
-          <w:rPr>
-            <w:color w:val="0000EE"/>
-            <w:u w:val="single"/>
-          </w:rPr>
-          <w:t>Sheoli</w:t>
-        </w:r>
-      </w:hyperlink>
+      <w:r>
+        <w:rPr>
+          <w:lang w:val="sw_KE" w:bidi="sw_KE"/>
+        </w:rPr>
+        <w:t>Sheoli</w:t>
+      </w:r>
       <w:r>
         <w:rPr>
           <w:lang w:val="sw_KE" w:bidi="sw_KE"/>
@@ -508,7 +481,6 @@
       </w:r>
       <w:r>
         <w:rPr>
-          <w:b/>
           <w:lang w:val="sw_KE" w:bidi="sw_KE"/>
         </w:rPr>
         <w:t>Kigiriki</w:t>
@@ -519,18 +491,12 @@
         </w:rPr>
         <w:t xml:space="preserve"> "</w:t>
       </w:r>
-      <w:hyperlink r:id="rId17">
-        <w:r>
-          <w:rPr>
-            <w:lang w:val="sw_KE" w:bidi="sw_KE"/>
-          </w:rPr>
-          <w:rPr>
-            <w:color w:val="0000EE"/>
-            <w:u w:val="single"/>
-          </w:rPr>
-          <w:t>Kuzimu</w:t>
-        </w:r>
-      </w:hyperlink>
+      <w:r>
+        <w:rPr>
+          <w:lang w:val="sw_KE" w:bidi="sw_KE"/>
+        </w:rPr>
+        <w:t>Kuzimu</w:t>
+      </w:r>
       <w:r>
         <w:rPr>
           <w:lang w:val="sw_KE" w:bidi="sw_KE"/>
@@ -551,54 +517,36 @@
         </w:rPr>
         <w:t xml:space="preserve">Yesu aliwaambia watu kwamba baada ya kifo watu ama watakwenda katika </w:t>
       </w:r>
-      <w:hyperlink r:id="rId18">
-        <w:r>
-          <w:rPr>
-            <w:lang w:val="sw_KE" w:bidi="sw_KE"/>
-          </w:rPr>
-          <w:rPr>
-            <w:color w:val="0000EE"/>
-            <w:u w:val="single"/>
-          </w:rPr>
-          <w:t>ufalme wa Mungu</w:t>
-        </w:r>
-      </w:hyperlink>
+      <w:r>
+        <w:rPr>
+          <w:lang w:val="sw_KE" w:bidi="sw_KE"/>
+        </w:rPr>
+        <w:t>ufalme wa Mungu</w:t>
+      </w:r>
       <w:r>
         <w:rPr>
           <w:lang w:val="sw_KE" w:bidi="sw_KE"/>
         </w:rPr>
         <w:t xml:space="preserve">, au watakwenda jehanamu. Neno jehanamu katika lugha ya Kigiriki linatoka kwa jina la mahali karibu na </w:t>
       </w:r>
-      <w:hyperlink r:id="rId19">
-        <w:r>
-          <w:rPr>
-            <w:lang w:val="sw_KE" w:bidi="sw_KE"/>
-          </w:rPr>
-          <w:rPr>
-            <w:color w:val="0000EE"/>
-            <w:u w:val="single"/>
-          </w:rPr>
-          <w:t>Yerusalemu</w:t>
-        </w:r>
-      </w:hyperlink>
+      <w:r>
+        <w:rPr>
+          <w:lang w:val="sw_KE" w:bidi="sw_KE"/>
+        </w:rPr>
+        <w:t>Yerusalemu</w:t>
+      </w:r>
       <w:r>
         <w:rPr>
           <w:lang w:val="sw_KE" w:bidi="sw_KE"/>
         </w:rPr>
         <w:t xml:space="preserve"> ambapo kwa wakati mmoja katika historia yao watu wa </w:t>
       </w:r>
-      <w:hyperlink r:id="rId20">
-        <w:r>
-          <w:rPr>
-            <w:lang w:val="sw_KE" w:bidi="sw_KE"/>
-          </w:rPr>
-          <w:rPr>
-            <w:color w:val="0000EE"/>
-            <w:u w:val="single"/>
-          </w:rPr>
-          <w:t>Israeli</w:t>
-        </w:r>
-      </w:hyperlink>
+      <w:r>
+        <w:rPr>
+          <w:lang w:val="sw_KE" w:bidi="sw_KE"/>
+        </w:rPr>
+        <w:t>Israeli</w:t>
+      </w:r>
       <w:r>
         <w:rPr>
           <w:lang w:val="sw_KE" w:bidi="sw_KE"/>
@@ -619,18 +567,12 @@
         </w:rPr>
         <w:t xml:space="preserve">Yesu anafundisha kwamba jehanamu pia ni mahali ambapo </w:t>
       </w:r>
-      <w:hyperlink r:id="rId21">
-        <w:r>
-          <w:rPr>
-            <w:lang w:val="sw_KE" w:bidi="sw_KE"/>
-          </w:rPr>
-          <w:rPr>
-            <w:color w:val="0000EE"/>
-            <w:u w:val="single"/>
-          </w:rPr>
-          <w:t>Shetani</w:t>
-        </w:r>
-      </w:hyperlink>
+      <w:r>
+        <w:rPr>
+          <w:lang w:val="sw_KE" w:bidi="sw_KE"/>
+        </w:rPr>
+        <w:t>Shetani</w:t>
+      </w:r>
       <w:r>
         <w:rPr>
           <w:lang w:val="sw_KE" w:bidi="sw_KE"/>
@@ -639,7 +581,6 @@
       </w:r>
       <w:r>
         <w:rPr>
-          <w:b/>
           <w:lang w:val="sw_KE" w:bidi="sw_KE"/>
         </w:rPr>
         <w:t>pepo</w:t>
@@ -711,18 +652,12 @@
         </w:rPr>
         <w:t xml:space="preserve"> kikundi kikubwa cha askari wa Kirumi-zaidi ya askari elfu sita. Katika kifungu ambapo </w:t>
       </w:r>
-      <w:hyperlink r:id="rId22">
-        <w:r>
-          <w:rPr>
-            <w:lang w:val="sw_KE" w:bidi="sw_KE"/>
-          </w:rPr>
-          <w:rPr>
-            <w:color w:val="0000EE"/>
-            <w:u w:val="single"/>
-          </w:rPr>
-          <w:t>pepo</w:t>
-        </w:r>
-      </w:hyperlink>
+      <w:r>
+        <w:rPr>
+          <w:lang w:val="sw_KE" w:bidi="sw_KE"/>
+        </w:rPr>
+        <w:t>pepo</w:t>
+      </w:r>
       <w:r>
         <w:rPr>
           <w:lang w:val="sw_KE" w:bidi="sw_KE"/>
@@ -881,18 +816,12 @@
         </w:rPr>
         <w:t xml:space="preserve">ambalo pia huitwa </w:t>
       </w:r>
-      <w:hyperlink r:id="rId23">
-        <w:r>
-          <w:rPr>
-            <w:lang w:val="sw_KE" w:bidi="sw_KE"/>
-          </w:rPr>
-          <w:rPr>
-            <w:color w:val="0000EE"/>
-            <w:u w:val="single"/>
-          </w:rPr>
-          <w:t>kanzu</w:t>
-        </w:r>
-      </w:hyperlink>
+      <w:r>
+        <w:rPr>
+          <w:lang w:val="sw_KE" w:bidi="sw_KE"/>
+        </w:rPr>
+        <w:t>kanzu</w:t>
+      </w:r>
       <w:r>
         <w:rPr>
           <w:lang w:val="sw_KE" w:bidi="sw_KE"/>
